--- a/corpus/synthetic/parse__011.docx
+++ b/corpus/synthetic/parse__011.docx
@@ -4,13 +4,34 @@
   <w:body>
     <w:p>
       <w:pPr>
-        <w:tabs>
-          <w:tab w:val="left" w:pos="720"/>
-        </w:tabs>
         <w:rPr>
-          <w:vanish/>
+          <w:rFonts w:ascii="Tahoma" w:hAnsi="Tahoma"/>
         </w:rPr>
       </w:pPr>
+      <w:r>
+        <w:rPr>
+          <w:rFonts w:ascii="Tahoma" w:hAnsi="Tahoma"/>
+        </w:rPr>
+        <w:br w:type="page"/>
+      </w:r>
+    </w:p>
+    <w:p>
+      <w:r>
+        <w:rPr>
+          <w:rFonts w:ascii="Arial"/>
+          <w:sz w:val="24"/>
+        </w:rPr>
+        <w:br w:type="page"/>
+      </w:r>
+    </w:p>
+    <w:p>
+      <w:r>
+        <w:rPr>
+          <w:rFonts w:ascii="Arial"/>
+        </w:rPr>
+        <w:t>text</w:t>
+        <w:br w:type="page"/>
+      </w:r>
     </w:p>
     <w:sectPr>
       <w:pgSz w:w="11906" w:h="16838"/>
